--- a/Archives/송광민/작업일지/송광민_작업일지_6주차.docx
+++ b/Archives/송광민/작업일지/송광민_작업일지_6주차.docx
@@ -197,13 +197,7 @@
               <w:rPr>
                 <w:rFonts w:hint="eastAsia"/>
               </w:rPr>
-              <w:t>접속 멤버들이</w:t>
-            </w:r>
-            <w:r>
-              <w:rPr>
-                <w:rFonts w:hint="eastAsia"/>
-              </w:rPr>
-              <w:t xml:space="preserve"> 동시에 씬 이동해서 다시 위치 동기화</w:t>
+              <w:t>접속 멤버들이 동시에 씬 이동해서 다시 위치 동기화</w:t>
             </w:r>
           </w:p>
         </w:tc>
@@ -380,21 +374,10 @@
         <w:rPr>
           <w:rFonts w:hint="eastAsia"/>
         </w:rPr>
-        <w:t>접속 멤버들이</w:t>
-      </w:r>
-      <w:r>
-        <w:rPr>
-          <w:rFonts w:hint="eastAsia"/>
-        </w:rPr>
-        <w:t xml:space="preserve"> 동시에 씬 이동해서 다시 위치 동기화</w:t>
+        <w:t>접속 멤버들이 동시에 씬 이동해서 다시 위치 동기화</w:t>
       </w:r>
     </w:p>
     <w:p>
-      <w:pPr>
-        <w:rPr>
-          <w:rFonts w:hint="eastAsia"/>
-        </w:rPr>
-      </w:pPr>
       <w:r>
         <w:rPr>
           <w:rFonts w:hint="eastAsia"/>
@@ -451,37 +434,14 @@
       </w:r>
     </w:p>
     <w:p>
-      <w:pPr>
-        <w:rPr>
-          <w:rFonts w:hint="eastAsia"/>
-        </w:rPr>
-      </w:pPr>
       <w:r>
         <w:rPr>
           <w:rFonts w:hint="eastAsia"/>
         </w:rPr>
-        <w:t xml:space="preserve">노란 바닥 위에서 이동하는 새로운 </w:t>
-      </w:r>
-      <w:r>
-        <w:rPr>
-          <w:rFonts w:hint="eastAsia"/>
-        </w:rPr>
-        <w:t>scene</w:t>
-      </w:r>
-      <w:r>
-        <w:rPr>
-          <w:rFonts w:hint="eastAsia"/>
-        </w:rPr>
-        <w:t>을 만들고, 이동을 추가하였다. 앞으로 있을 탱크 내외부, 적, 지형의 동기화가 이루어질 scene으로 이제 얼마든지 변경할 수 있다.</w:t>
+        <w:t>노란 바닥 위에서 이동하는 새로운 scene을 만들고, 이동을 추가하였다. 앞으로 있을 탱크 내외부, 적, 지형의 동기화가 이루어질 scene으로 이제 얼마든지 변경할 수 있다.</w:t>
       </w:r>
     </w:p>
-    <w:p>
-      <w:pPr>
-        <w:rPr>
-          <w:rFonts w:hint="eastAsia"/>
-        </w:rPr>
-      </w:pPr>
-    </w:p>
+    <w:p/>
     <w:p>
       <w:r>
         <w:rPr>
@@ -596,7 +556,7 @@
               <w:rPr>
                 <w:rFonts w:hint="eastAsia"/>
               </w:rPr>
-              <w:t>6</w:t>
+              <w:t>7</w:t>
             </w:r>
             <w:r>
               <w:rPr>
@@ -632,6 +592,11 @@
             <w:tcW w:w="2254" w:type="dxa"/>
           </w:tcPr>
           <w:p>
+            <w:pPr>
+              <w:rPr>
+                <w:rFonts w:hint="eastAsia"/>
+              </w:rPr>
+            </w:pPr>
             <w:r>
               <w:t>2026.</w:t>
             </w:r>
@@ -639,7 +604,13 @@
               <w:rPr>
                 <w:rFonts w:hint="eastAsia"/>
               </w:rPr>
-              <w:t>10.07</w:t>
+              <w:t>10.</w:t>
+            </w:r>
+            <w:r>
+              <w:rPr>
+                <w:rFonts w:hint="eastAsia"/>
+              </w:rPr>
+              <w:t>14</w:t>
             </w:r>
           </w:p>
           <w:p>
@@ -648,6 +619,11 @@
             </w:r>
           </w:p>
           <w:p>
+            <w:pPr>
+              <w:rPr>
+                <w:rFonts w:hint="eastAsia"/>
+              </w:rPr>
+            </w:pPr>
             <w:r>
               <w:t>2026.</w:t>
             </w:r>
@@ -664,7 +640,7 @@
               <w:rPr>
                 <w:rFonts w:hint="eastAsia"/>
               </w:rPr>
-              <w:t>13</w:t>
+              <w:t>21</w:t>
             </w:r>
           </w:p>
         </w:tc>
@@ -704,9 +680,6 @@
               <w:tabs>
                 <w:tab w:val="left" w:pos="2765"/>
               </w:tabs>
-              <w:rPr>
-                <w:rFonts w:hint="eastAsia"/>
-              </w:rPr>
             </w:pPr>
             <w:r>
               <w:rPr>
